--- a/docs/MANUAL_DO_USUARIO_HERMES.docx
+++ b/docs/MANUAL_DO_USUARIO_HERMES.docx
@@ -14626,15 +14626,15 @@
       <w:rFonts w:cs="Arial"/>
     </w:rPr>
   </w:style>
-  <w:style w:type="paragraph" w:styleId="Cabealhoerodap">
-    <w:name w:val="Cabeçalho e rodapé"/>
+  <w:style w:type="paragraph" w:styleId="Cabealhoerodapuser">
+    <w:name w:val="Cabeçalho e rodapé (user)"/>
     <w:basedOn w:val="Normal"/>
     <w:qFormat/>
     <w:pPr/>
     <w:rPr/>
   </w:style>
-  <w:style w:type="paragraph" w:styleId="Cabealhoerodapuser">
-    <w:name w:val="Cabeçalho e rodapé (user)"/>
+  <w:style w:type="paragraph" w:styleId="Cabealhoerodap">
+    <w:name w:val="Cabeçalho e rodapé"/>
     <w:basedOn w:val="Normal"/>
     <w:qFormat/>
     <w:pPr/>
@@ -15016,7 +15016,7 @@
   </w:style>
   <w:style w:type="paragraph" w:styleId="IndexHeading">
     <w:name w:val="index heading"/>
-    <w:basedOn w:val="Ttulo"/>
+    <w:basedOn w:val="Ttulouser"/>
     <w:pPr/>
     <w:rPr/>
   </w:style>
@@ -15034,8 +15034,8 @@
     </w:pPr>
     <w:rPr/>
   </w:style>
-  <w:style w:type="numbering" w:styleId="Semlista" w:default="1">
-    <w:name w:val="Sem lista"/>
+  <w:style w:type="numbering" w:styleId="Semlistauser" w:default="1">
+    <w:name w:val="Sem lista (user)"/>
     <w:uiPriority w:val="99"/>
     <w:semiHidden/>
     <w:unhideWhenUsed/>
